--- a/downloads/documents/04 Units/Unit 04 - Environmental Design and Management - Spaces We Live In/Lesson 04.11 - The Client Brief.docx
+++ b/downloads/documents/04 Units/Unit 04 - Environmental Design and Management - Spaces We Live In/Lesson 04.11 - The Client Brief.docx
@@ -309,7 +309,7 @@
         <w:t xml:space="preserve">Vocabulary 04.md</w:t>
       </w:r>
       <w:r>
-        <w:t xml:space="preserve">) for Turkish, Portuguese, and Spanish.</w:t>
+        <w:t xml:space="preserve">) for Spanish.</w:t>
       </w:r>
     </w:p>
     <w:p>
@@ -1152,7 +1152,7 @@
         <w:pStyle w:val="Compact"/>
       </w:pPr>
       <w:r>
-        <w:t xml:space="preserve">ELL: the six client cards have a picture line at the top (a walker, a desk, a coat hook, a crib, a tiny house, a wheelchair) so the client can be identified before the text is read; the Needs and Wants List has the sentence frame "___ needs ___ because ___" and the words need, want, client, budget, rule in Turkish, Portuguese, and Spanish (see</w:t>
+        <w:t xml:space="preserve">ELL: the six client cards have a picture line at the top (a walker, a desk, a coat hook, a crib, a tiny house, a wheelchair) so the client can be identified before the text is read; the Needs and Wants List has the sentence frame "___ needs ___ because ___" and the words need, want, client, budget, rule in Spanish (see</w:t>
       </w:r>
       <w:r>
         <w:t xml:space="preserve"> </w:t>
@@ -1736,7 +1736,7 @@
     <w:sectPr>
       <w:headerReference w:type="default" r:id="rId9"/>
       <w:pgSz w:w="12240" w:h="15840"/>
-      <w:pgMar w:top="1440" w:bottom="1440" w:left="1440" w:right="1440" w:header="504"/>
+      <w:pgMar w:top="1296" w:bottom="1296" w:left="1296" w:right="1296" w:header="504"/>
     </w:sectPr>
   </w:body>
 </w:document>
